--- a/Bao_cao_Phan_ra_Du_lieu_Thu_Chi.docx
+++ b/Bao_cao_Phan_ra_Du_lieu_Thu_Chi.docx
@@ -346,7 +346,7 @@
     </w:p>
     <w:p>
       <w:r>
-        <w:t>Từ đây suy ra ngay: ngày (chuẩn hoá ISO yyyy-mm-dd), tài khoản, hướng thu/chi (dựa vào dấu +/-, xem là nguồn sự thật — không suy luận lại từ câu chữ), và số tiền (int, đã bỏ dấu phẩy).</w:t>
+        <w:t>Từ đây suy ra ngay: ngày (chuẩn hoá ISO yyyy-mm-dd), tài khoản, hướng thu/chi (dựa vào dấu +/-, xem là nguồn sự thật — không suy luận lại từ câu chữ), và số tiền (int, đã bỏ dấu phẩy). Trường tài khoản (vd "Hương.acb") được tách tiếp thành account_holder (tên chủ tài khoản, "Hương") và bank_code (mã ngân hàng, "acb") bằng account.rsplit(".", 1) — tách theo dấu chấm cuối cùng vì tên chủ tài khoản không chứa dấu chấm — phục vụ thống kê dòng tiền theo từng ngân hàng.</w:t>
       </w:r>
     </w:p>
     <w:p>
@@ -1143,6 +1143,10 @@
         <w:br/>
         <w:t xml:space="preserve">  "account": "Anh.ocb",</w:t>
         <w:br/>
+        <w:t xml:space="preserve">  "account_holder": "Anh",</w:t>
+        <w:br/>
+        <w:t xml:space="preserve">  "bank_code": "ocb",</w:t>
+        <w:br/>
         <w:t xml:space="preserve">  "direction": "chi",</w:t>
         <w:br/>
         <w:t xml:space="preserve">  "amount": 440000,</w:t>
@@ -1798,7 +1802,7 @@
         <w:pStyle w:val="ListBullet"/>
       </w:pPr>
       <w:r>
-        <w:t>Bảng tra cứu tài khoản riêng: map nickname (vd “Xuân.svl”) sang tên chủ tài khoản/số tài khoản đầy đủ/ngân hàng thật, tách biệt khỏi logic phân rã.</w:t>
+        <w:t>Bảng tra cứu tài khoản riêng: đã tách nickname (vd "Xuân.svl") thành account_holder + bank_code ngay trong extract_transactions.py; còn thiếu bước map bank_code sang tên ngân hàng thật đầy đủ (vd "acb" → "ACB - Ngân hàng Á Châu") và số tài khoản thật, nên vẫn để trong một bảng tra cứu riêng, tách biệt khỏi logic phân rã.</w:t>
       </w:r>
     </w:p>
     <w:p>

--- a/Bao_cao_Phan_ra_Du_lieu_Thu_Chi.docx
+++ b/Bao_cao_Phan_ra_Du_lieu_Thu_Chi.docx
@@ -1786,7 +1786,799 @@
         <w:pStyle w:val="Heading1"/>
       </w:pPr>
       <w:r>
-        <w:t>7. Hướng nâng cấp tiếp theo (đề xuất)</w:t>
+        <w:t>7. Danh sách đầy đủ các trường dữ liệu đã phân rã (schema)</w:t>
+      </w:r>
+    </w:p>
+    <w:p>
+      <w:r>
+        <w:t>Mỗi bản ghi trong transactions.json gồm 24 trường, chia làm 4 nhóm theo mức độ tin cậy và nguồn gốc suy ra — càng ở nhóm sau, trường càng phụ thuộc vào lexicon từ khoá thủ công thay vì cú pháp cố định.</w:t>
+      </w:r>
+    </w:p>
+    <w:p>
+      <w:pPr>
+        <w:pStyle w:val="Heading2"/>
+      </w:pPr>
+      <w:r>
+        <w:t>7.1. Nhóm A — Lấy thẳng từ tin nhắn thô (không suy luận)</w:t>
+      </w:r>
+    </w:p>
+    <w:tbl>
+      <w:tblPr>
+        <w:tblStyle w:val="TableGrid"/>
+        <w:tblW w:type="auto" w:w="0"/>
+        <w:tblLook w:firstColumn="1" w:firstRow="1" w:lastColumn="0" w:lastRow="0" w:noHBand="0" w:noVBand="1" w:val="04A0"/>
+      </w:tblPr>
+      <w:tblGrid>
+        <w:gridCol w:w="4320"/>
+        <w:gridCol w:w="4320"/>
+      </w:tblGrid>
+      <w:tr>
+        <w:tc>
+          <w:tcPr>
+            <w:tcW w:type="dxa" w:w="4320"/>
+          </w:tcPr>
+          <w:p>
+            <w:r>
+              <w:rPr>
+                <w:b/>
+              </w:rPr>
+              <w:t>Trường</w:t>
+            </w:r>
+          </w:p>
+        </w:tc>
+        <w:tc>
+          <w:tcPr>
+            <w:tcW w:type="dxa" w:w="4320"/>
+          </w:tcPr>
+          <w:p>
+            <w:r>
+              <w:rPr>
+                <w:b/>
+              </w:rPr>
+              <w:t>Ý nghĩa / nguồn</w:t>
+            </w:r>
+          </w:p>
+        </w:tc>
+      </w:tr>
+      <w:tr>
+        <w:tc>
+          <w:tcPr>
+            <w:tcW w:type="dxa" w:w="4320"/>
+          </w:tcPr>
+          <w:p>
+            <w:r>
+              <w:t>transaction_id</w:t>
+            </w:r>
+          </w:p>
+        </w:tc>
+        <w:tc>
+          <w:tcPr>
+            <w:tcW w:type="dxa" w:w="4320"/>
+          </w:tcPr>
+          <w:p>
+            <w:r>
+              <w:t>Số thứ tự chạy (txn_00001...), do pipeline tự gán — không có trong dữ liệu gốc.</w:t>
+            </w:r>
+          </w:p>
+        </w:tc>
+      </w:tr>
+      <w:tr>
+        <w:tc>
+          <w:tcPr>
+            <w:tcW w:type="dxa" w:w="4320"/>
+          </w:tcPr>
+          <w:p>
+            <w:r>
+              <w:t>message_id</w:t>
+            </w:r>
+          </w:p>
+        </w:tc>
+        <w:tc>
+          <w:tcPr>
+            <w:tcW w:type="dxa" w:w="4320"/>
+          </w:tcPr>
+          <w:p>
+            <w:r>
+              <w:t>ID tin nhắn Zalo gốc (rawMessage.msgId) — dùng để đối chiếu ngược lại tin nhắn thật khi cần.</w:t>
+            </w:r>
+          </w:p>
+        </w:tc>
+      </w:tr>
+      <w:tr>
+        <w:tc>
+          <w:tcPr>
+            <w:tcW w:type="dxa" w:w="4320"/>
+          </w:tcPr>
+          <w:p>
+            <w:r>
+              <w:t>group_psid</w:t>
+            </w:r>
+          </w:p>
+        </w:tc>
+        <w:tc>
+          <w:tcPr>
+            <w:tcW w:type="dxa" w:w="4320"/>
+          </w:tcPr>
+          <w:p>
+            <w:r>
+              <w:t>ID nhóm chat (item.psid) — hiện tất cả cùng 1 nhóm nên gần như hằng số.</w:t>
+            </w:r>
+          </w:p>
+        </w:tc>
+      </w:tr>
+      <w:tr>
+        <w:tc>
+          <w:tcPr>
+            <w:tcW w:type="dxa" w:w="4320"/>
+          </w:tcPr>
+          <w:p>
+            <w:r>
+              <w:t>sender_uid</w:t>
+            </w:r>
+          </w:p>
+        </w:tc>
+        <w:tc>
+          <w:tcPr>
+            <w:tcW w:type="dxa" w:w="4320"/>
+          </w:tcPr>
+          <w:p>
+            <w:r>
+              <w:t>UID người gửi tin nhắn.</w:t>
+            </w:r>
+          </w:p>
+        </w:tc>
+      </w:tr>
+      <w:tr>
+        <w:tc>
+          <w:tcPr>
+            <w:tcW w:type="dxa" w:w="4320"/>
+          </w:tcPr>
+          <w:p>
+            <w:r>
+              <w:t>sender_name</w:t>
+            </w:r>
+          </w:p>
+        </w:tc>
+        <w:tc>
+          <w:tcPr>
+            <w:tcW w:type="dxa" w:w="4320"/>
+          </w:tcPr>
+          <w:p>
+            <w:r>
+              <w:t>Tên hiển thị người gửi (dName).</w:t>
+            </w:r>
+          </w:p>
+        </w:tc>
+      </w:tr>
+      <w:tr>
+        <w:tc>
+          <w:tcPr>
+            <w:tcW w:type="dxa" w:w="4320"/>
+          </w:tcPr>
+          <w:p>
+            <w:r>
+              <w:t>timestamp</w:t>
+            </w:r>
+          </w:p>
+        </w:tc>
+        <w:tc>
+          <w:tcPr>
+            <w:tcW w:type="dxa" w:w="4320"/>
+          </w:tcPr>
+          <w:p>
+            <w:r>
+              <w:t>Mốc thời gian gửi tin, ISO đầy đủ giờ:phút:giây.</w:t>
+            </w:r>
+          </w:p>
+        </w:tc>
+      </w:tr>
+    </w:tbl>
+    <w:p>
+      <w:pPr>
+        <w:pStyle w:val="Heading2"/>
+      </w:pPr>
+      <w:r>
+        <w:t>7.2. Nhóm B — Tách bằng regex cú pháp (Bước 1), độ tin cậy cao vì tin nhắn có mẫu cố định</w:t>
+      </w:r>
+    </w:p>
+    <w:tbl>
+      <w:tblPr>
+        <w:tblStyle w:val="TableGrid"/>
+        <w:tblW w:type="auto" w:w="0"/>
+        <w:tblLook w:firstColumn="1" w:firstRow="1" w:lastColumn="0" w:lastRow="0" w:noHBand="0" w:noVBand="1" w:val="04A0"/>
+      </w:tblPr>
+      <w:tblGrid>
+        <w:gridCol w:w="4320"/>
+        <w:gridCol w:w="4320"/>
+      </w:tblGrid>
+      <w:tr>
+        <w:tc>
+          <w:tcPr>
+            <w:tcW w:type="dxa" w:w="4320"/>
+          </w:tcPr>
+          <w:p>
+            <w:r>
+              <w:rPr>
+                <w:b/>
+              </w:rPr>
+              <w:t>Trường</w:t>
+            </w:r>
+          </w:p>
+        </w:tc>
+        <w:tc>
+          <w:tcPr>
+            <w:tcW w:type="dxa" w:w="4320"/>
+          </w:tcPr>
+          <w:p>
+            <w:r>
+              <w:rPr>
+                <w:b/>
+              </w:rPr>
+              <w:t>Ý nghĩa / nguồn</w:t>
+            </w:r>
+          </w:p>
+        </w:tc>
+      </w:tr>
+      <w:tr>
+        <w:tc>
+          <w:tcPr>
+            <w:tcW w:type="dxa" w:w="4320"/>
+          </w:tcPr>
+          <w:p>
+            <w:r>
+              <w:t>date</w:t>
+            </w:r>
+          </w:p>
+        </w:tc>
+        <w:tc>
+          <w:tcPr>
+            <w:tcW w:type="dxa" w:w="4320"/>
+          </w:tcPr>
+          <w:p>
+            <w:r>
+              <w:t>Ngày giao dịch, chuẩn hoá ISO yyyy-mm-dd, tách từ dòng "Ngày:" bằng DATE_RE.</w:t>
+            </w:r>
+          </w:p>
+        </w:tc>
+      </w:tr>
+      <w:tr>
+        <w:tc>
+          <w:tcPr>
+            <w:tcW w:type="dxa" w:w="4320"/>
+          </w:tcPr>
+          <w:p>
+            <w:r>
+              <w:t>date_display</w:t>
+            </w:r>
+          </w:p>
+        </w:tc>
+        <w:tc>
+          <w:tcPr>
+            <w:tcW w:type="dxa" w:w="4320"/>
+          </w:tcPr>
+          <w:p>
+            <w:r>
+              <w:t>Ngày giao dịch, giữ nguyên định dạng dd/mm/yyyy để hiển thị.</w:t>
+            </w:r>
+          </w:p>
+        </w:tc>
+      </w:tr>
+      <w:tr>
+        <w:tc>
+          <w:tcPr>
+            <w:tcW w:type="dxa" w:w="4320"/>
+          </w:tcPr>
+          <w:p>
+            <w:r>
+              <w:t>account</w:t>
+            </w:r>
+          </w:p>
+        </w:tc>
+        <w:tc>
+          <w:tcPr>
+            <w:tcW w:type="dxa" w:w="4320"/>
+          </w:tcPr>
+          <w:p>
+            <w:r>
+              <w:t>Chuỗi tài khoản gốc, vd "Hương.acb", tách bằng ACCOUNT_RE.</w:t>
+            </w:r>
+          </w:p>
+        </w:tc>
+      </w:tr>
+      <w:tr>
+        <w:tc>
+          <w:tcPr>
+            <w:tcW w:type="dxa" w:w="4320"/>
+          </w:tcPr>
+          <w:p>
+            <w:r>
+              <w:t>account_holder</w:t>
+            </w:r>
+          </w:p>
+        </w:tc>
+        <w:tc>
+          <w:tcPr>
+            <w:tcW w:type="dxa" w:w="4320"/>
+          </w:tcPr>
+          <w:p>
+            <w:r>
+              <w:t>Tên chủ tài khoản, vd "Hương" — tách từ account bằng account.rsplit(".", 1).</w:t>
+            </w:r>
+          </w:p>
+        </w:tc>
+      </w:tr>
+      <w:tr>
+        <w:tc>
+          <w:tcPr>
+            <w:tcW w:type="dxa" w:w="4320"/>
+          </w:tcPr>
+          <w:p>
+            <w:r>
+              <w:t>bank_code</w:t>
+            </w:r>
+          </w:p>
+        </w:tc>
+        <w:tc>
+          <w:tcPr>
+            <w:tcW w:type="dxa" w:w="4320"/>
+          </w:tcPr>
+          <w:p>
+            <w:r>
+              <w:t>Mã ngân hàng, vd "acb" — phần sau dấu chấm cuối của account.</w:t>
+            </w:r>
+          </w:p>
+        </w:tc>
+      </w:tr>
+      <w:tr>
+        <w:tc>
+          <w:tcPr>
+            <w:tcW w:type="dxa" w:w="4320"/>
+          </w:tcPr>
+          <w:p>
+            <w:r>
+              <w:t>direction</w:t>
+            </w:r>
+          </w:p>
+        </w:tc>
+        <w:tc>
+          <w:tcPr>
+            <w:tcW w:type="dxa" w:w="4320"/>
+          </w:tcPr>
+          <w:p>
+            <w:r>
+              <w:t>"thu" nếu dấu +, "chi" nếu dấu - trước số tiền — coi là nguồn sự thật, không suy luận lại từ câu chữ.</w:t>
+            </w:r>
+          </w:p>
+        </w:tc>
+      </w:tr>
+      <w:tr>
+        <w:tc>
+          <w:tcPr>
+            <w:tcW w:type="dxa" w:w="4320"/>
+          </w:tcPr>
+          <w:p>
+            <w:r>
+              <w:t>amount</w:t>
+            </w:r>
+          </w:p>
+        </w:tc>
+        <w:tc>
+          <w:tcPr>
+            <w:tcW w:type="dxa" w:w="4320"/>
+          </w:tcPr>
+          <w:p>
+            <w:r>
+              <w:t>Số tiền, đã bỏ dấu phẩy/chấm, ép kiểu int.</w:t>
+            </w:r>
+          </w:p>
+        </w:tc>
+      </w:tr>
+      <w:tr>
+        <w:tc>
+          <w:tcPr>
+            <w:tcW w:type="dxa" w:w="4320"/>
+          </w:tcPr>
+          <w:p>
+            <w:r>
+              <w:t>currency</w:t>
+            </w:r>
+          </w:p>
+        </w:tc>
+        <w:tc>
+          <w:tcPr>
+            <w:tcW w:type="dxa" w:w="4320"/>
+          </w:tcPr>
+          <w:p>
+            <w:r>
+              <w:t>Luôn là "VND" — hằng số, không trích xuất thật.</w:t>
+            </w:r>
+          </w:p>
+        </w:tc>
+      </w:tr>
+      <w:tr>
+        <w:tc>
+          <w:tcPr>
+            <w:tcW w:type="dxa" w:w="4320"/>
+          </w:tcPr>
+          <w:p>
+            <w:r>
+              <w:t>content</w:t>
+            </w:r>
+          </w:p>
+        </w:tc>
+        <w:tc>
+          <w:tcPr>
+            <w:tcW w:type="dxa" w:w="4320"/>
+          </w:tcPr>
+          <w:p>
+            <w:r>
+              <w:t>Toàn bộ câu sau "Nội dung:", giữ nguyên văn chưa xử lý.</w:t>
+            </w:r>
+          </w:p>
+        </w:tc>
+      </w:tr>
+    </w:tbl>
+    <w:p>
+      <w:pPr>
+        <w:pStyle w:val="Heading2"/>
+      </w:pPr>
+      <w:r>
+        <w:t>7.3. Nhóm C — Suy luận ngữ nghĩa từ nội dung (Bước 3-4), độ tin cậy phụ thuộc lexicon từ khoá thủ công</w:t>
+      </w:r>
+    </w:p>
+    <w:tbl>
+      <w:tblPr>
+        <w:tblStyle w:val="TableGrid"/>
+        <w:tblW w:type="auto" w:w="0"/>
+        <w:tblLook w:firstColumn="1" w:firstRow="1" w:lastColumn="0" w:lastRow="0" w:noHBand="0" w:noVBand="1" w:val="04A0"/>
+      </w:tblPr>
+      <w:tblGrid>
+        <w:gridCol w:w="4320"/>
+        <w:gridCol w:w="4320"/>
+      </w:tblGrid>
+      <w:tr>
+        <w:tc>
+          <w:tcPr>
+            <w:tcW w:type="dxa" w:w="4320"/>
+          </w:tcPr>
+          <w:p>
+            <w:r>
+              <w:rPr>
+                <w:b/>
+              </w:rPr>
+              <w:t>Trường</w:t>
+            </w:r>
+          </w:p>
+        </w:tc>
+        <w:tc>
+          <w:tcPr>
+            <w:tcW w:type="dxa" w:w="4320"/>
+          </w:tcPr>
+          <w:p>
+            <w:r>
+              <w:rPr>
+                <w:b/>
+              </w:rPr>
+              <w:t>Ý nghĩa / cách suy ra</w:t>
+            </w:r>
+          </w:p>
+        </w:tc>
+      </w:tr>
+      <w:tr>
+        <w:tc>
+          <w:tcPr>
+            <w:tcW w:type="dxa" w:w="4320"/>
+          </w:tcPr>
+          <w:p>
+            <w:r>
+              <w:t>action</w:t>
+            </w:r>
+          </w:p>
+        </w:tc>
+        <w:tc>
+          <w:tcPr>
+            <w:tcW w:type="dxa" w:w="4320"/>
+          </w:tcPr>
+          <w:p>
+            <w:r>
+              <w:t>Hành động chính trong câu (vd thanh_toan, ung, mua, chi, hoan_ung...) — khớp cụm từ trong ACTION_LEXICON, câu cụ thể hơn ưu tiên trước.</w:t>
+            </w:r>
+          </w:p>
+        </w:tc>
+      </w:tr>
+      <w:tr>
+        <w:tc>
+          <w:tcPr>
+            <w:tcW w:type="dxa" w:w="4320"/>
+          </w:tcPr>
+          <w:p>
+            <w:r>
+              <w:t>objects</w:t>
+            </w:r>
+          </w:p>
+        </w:tc>
+        <w:tc>
+          <w:tcPr>
+            <w:tcW w:type="dxa" w:w="4320"/>
+          </w:tcPr>
+          <w:p>
+            <w:r>
+              <w:t>Danh sách đối tượng/khoản mục liên quan (vd ship, luong, vat_tu, xang...) — khớp OBJECT_LEXICON, có thể nhiều giá trị cùng lúc.</w:t>
+            </w:r>
+          </w:p>
+        </w:tc>
+      </w:tr>
+      <w:tr>
+        <w:tc>
+          <w:tcPr>
+            <w:tcW w:type="dxa" w:w="4320"/>
+          </w:tcPr>
+          <w:p>
+            <w:r>
+              <w:t>roles</w:t>
+            </w:r>
+          </w:p>
+        </w:tc>
+        <w:tc>
+          <w:tcPr>
+            <w:tcW w:type="dxa" w:w="4320"/>
+          </w:tcPr>
+          <w:p>
+            <w:r>
+              <w:t>Vai trò đối phương trong giao dịch (vd khach_hang, nha_cung_cap, nhan_vien) — khớp ROLE_LEXICON.</w:t>
+            </w:r>
+          </w:p>
+        </w:tc>
+      </w:tr>
+      <w:tr>
+        <w:tc>
+          <w:tcPr>
+            <w:tcW w:type="dxa" w:w="4320"/>
+          </w:tcPr>
+          <w:p>
+            <w:r>
+              <w:t>locations</w:t>
+            </w:r>
+          </w:p>
+        </w:tc>
+        <w:tc>
+          <w:tcPr>
+            <w:tcW w:type="dxa" w:w="4320"/>
+          </w:tcPr>
+          <w:p>
+            <w:r>
+              <w:t>Địa danh nhắc tới (vd Hưng Yên, Hải Phòng) — khớp LOCATION_LEXICON.</w:t>
+            </w:r>
+          </w:p>
+        </w:tc>
+      </w:tr>
+      <w:tr>
+        <w:tc>
+          <w:tcPr>
+            <w:tcW w:type="dxa" w:w="4320"/>
+          </w:tcPr>
+          <w:p>
+            <w:r>
+              <w:t>time_period</w:t>
+            </w:r>
+          </w:p>
+        </w:tc>
+        <w:tc>
+          <w:tcPr>
+            <w:tcW w:type="dxa" w:w="4320"/>
+          </w:tcPr>
+          <w:p>
+            <w:r>
+              <w:t>Cụm "tháng X" nếu có trong câu — regex TIME_PERIOD_RE.</w:t>
+            </w:r>
+          </w:p>
+        </w:tc>
+      </w:tr>
+      <w:tr>
+        <w:tc>
+          <w:tcPr>
+            <w:tcW w:type="dxa" w:w="4320"/>
+          </w:tcPr>
+          <w:p>
+            <w:r>
+              <w:t>counterparty</w:t>
+            </w:r>
+          </w:p>
+        </w:tc>
+        <w:tc>
+          <w:tcPr>
+            <w:tcW w:type="dxa" w:w="4320"/>
+          </w:tcPr>
+          <w:p>
+            <w:r>
+              <w:t>Tên riêng người liên quan, lấy từ token viết hoa ngay sau từ khoá xưng hô (anh/chị/khách/a/c) — hàm extract_counterparty.</w:t>
+            </w:r>
+          </w:p>
+        </w:tc>
+      </w:tr>
+      <w:tr>
+        <w:tc>
+          <w:tcPr>
+            <w:tcW w:type="dxa" w:w="4320"/>
+          </w:tcPr>
+          <w:p>
+            <w:r>
+              <w:t>order_ref</w:t>
+            </w:r>
+          </w:p>
+        </w:tc>
+        <w:tc>
+          <w:tcPr>
+            <w:tcW w:type="dxa" w:w="4320"/>
+          </w:tcPr>
+          <w:p>
+            <w:r>
+              <w:t>Mã đơn hàng dạng #1234 nếu có — regex ORDER_RE.</w:t>
+            </w:r>
+          </w:p>
+        </w:tc>
+      </w:tr>
+      <w:tr>
+        <w:tc>
+          <w:tcPr>
+            <w:tcW w:type="dxa" w:w="4320"/>
+          </w:tcPr>
+          <w:p>
+            <w:r>
+              <w:t>category</w:t>
+            </w:r>
+          </w:p>
+        </w:tc>
+        <w:tc>
+          <w:tcPr>
+            <w:tcW w:type="dxa" w:w="4320"/>
+          </w:tcPr>
+          <w:p>
+            <w:r>
+              <w:t>Loại giao dịch cuối cùng (khoá nội bộ, vd ship_van_chuyen) — áp CATEGORY_RULES theo thứ tự ưu tiên lên action/objects/roles/direction.</w:t>
+            </w:r>
+          </w:p>
+        </w:tc>
+      </w:tr>
+      <w:tr>
+        <w:tc>
+          <w:tcPr>
+            <w:tcW w:type="dxa" w:w="4320"/>
+          </w:tcPr>
+          <w:p>
+            <w:r>
+              <w:t>category_label</w:t>
+            </w:r>
+          </w:p>
+        </w:tc>
+        <w:tc>
+          <w:tcPr>
+            <w:tcW w:type="dxa" w:w="4320"/>
+          </w:tcPr>
+          <w:p>
+            <w:r>
+              <w:t>Nhãn tiếng Việt hiển thị của category (vd "Ship/Vận chuyển") — tra CATEGORY_LABELS.</w:t>
+            </w:r>
+          </w:p>
+        </w:tc>
+      </w:tr>
+    </w:tbl>
+    <w:p>
+      <w:pPr>
+        <w:pStyle w:val="Heading2"/>
+      </w:pPr>
+      <w:r>
+        <w:t>7.4. Nhóm D — Kiểm tra chất lượng</w:t>
+      </w:r>
+    </w:p>
+    <w:tbl>
+      <w:tblPr>
+        <w:tblStyle w:val="TableGrid"/>
+        <w:tblW w:type="auto" w:w="0"/>
+        <w:tblLook w:firstColumn="1" w:firstRow="1" w:lastColumn="0" w:lastRow="0" w:noHBand="0" w:noVBand="1" w:val="04A0"/>
+      </w:tblPr>
+      <w:tblGrid>
+        <w:gridCol w:w="4320"/>
+        <w:gridCol w:w="4320"/>
+      </w:tblGrid>
+      <w:tr>
+        <w:tc>
+          <w:tcPr>
+            <w:tcW w:type="dxa" w:w="4320"/>
+          </w:tcPr>
+          <w:p>
+            <w:r>
+              <w:rPr>
+                <w:b/>
+              </w:rPr>
+              <w:t>Trường</w:t>
+            </w:r>
+          </w:p>
+        </w:tc>
+        <w:tc>
+          <w:tcPr>
+            <w:tcW w:type="dxa" w:w="4320"/>
+          </w:tcPr>
+          <w:p>
+            <w:r>
+              <w:rPr>
+                <w:b/>
+              </w:rPr>
+              <w:t>Ý nghĩa</w:t>
+            </w:r>
+          </w:p>
+        </w:tc>
+      </w:tr>
+      <w:tr>
+        <w:tc>
+          <w:tcPr>
+            <w:tcW w:type="dxa" w:w="4320"/>
+          </w:tcPr>
+          <w:p>
+            <w:r>
+              <w:t>parse_warnings</w:t>
+            </w:r>
+          </w:p>
+        </w:tc>
+        <w:tc>
+          <w:tcPr>
+            <w:tcW w:type="dxa" w:w="4320"/>
+          </w:tcPr>
+          <w:p>
+            <w:r>
+              <w:t>Danh sách cờ cảnh báo nếu thiếu ngày/tài khoản-số tiền/nội dung bắt buộc — rỗng nếu bản ghi hợp lệ.</w:t>
+            </w:r>
+          </w:p>
+        </w:tc>
+      </w:tr>
+    </w:tbl>
+    <w:p>
+      <w:pPr>
+        <w:pStyle w:val="Heading2"/>
+      </w:pPr>
+      <w:r>
+        <w:t>7.5. Các điểm cần lưu ý khi phản biện</w:t>
+      </w:r>
+    </w:p>
+    <w:p>
+      <w:pPr>
+        <w:pStyle w:val="ListBullet"/>
+      </w:pPr>
+      <w:r>
+        <w:t>counterparty chỉ bắt được tên khi đứng ngay sau từ xưng hô ("anh/chị/a/c") — nếu câu nhắc tên nhưng không có từ xưng hô đứng trước thì counterparty vẫn = null dù tên có xuất hiện.</w:t>
+      </w:r>
+    </w:p>
+    <w:p>
+      <w:pPr>
+        <w:pStyle w:val="ListBullet"/>
+      </w:pPr>
+      <w:r>
+        <w:t>category dùng luật ưu tiên cứng (luật đầu tiên khớp thắng) — một câu vừa có tín hiệu "khách hàng" vừa có "vật tư" sẽ luôn rơi vào nhóm đứng trước trong CATEGORY_RULES, không hẳn là nhóm đúng theo ngữ cảnh thực tế.</w:t>
+      </w:r>
+    </w:p>
+    <w:p>
+      <w:pPr>
+        <w:pStyle w:val="ListBullet"/>
+      </w:pPr>
+      <w:r>
+        <w:t>account_holder/bank_code giả định account luôn có đúng 1 dấu chấm ngăn tên và mã ngân hàng — nếu tên chủ tài khoản từng chứa dấu chấm thì tách sai vị trí.</w:t>
+      </w:r>
+    </w:p>
+    <w:p>
+      <w:pPr>
+        <w:pStyle w:val="ListBullet"/>
+      </w:pPr>
+      <w:r>
+        <w:t>Chưa có trường nào phân biệt "khách lẻ" vs "khách sỉ", "đợt thanh toán" (đợt 2/đợt cuối), loại sản phẩm (đệm/nội thất), hay phương thức thanh toán tường minh (tiền mặt/chuyển khoản) nhắc trong câu — xem mục 8 (Hướng nâng cấp tiếp theo).</w:t>
+      </w:r>
+    </w:p>
+    <w:p/>
+    <w:p>
+      <w:pPr>
+        <w:pStyle w:val="Heading1"/>
+      </w:pPr>
+      <w:r>
+        <w:t>8. Hướng nâng cấp tiếp theo (đề xuất)</w:t>
       </w:r>
     </w:p>
     <w:p>
